--- a/uploads/Proposta/Proposta-Adicional_FISP FIRE_FISP FIRE_.docx
+++ b/uploads/Proposta/Proposta-Adicional_FISP FIRE_FISP FIRE_.docx
@@ -658,6 +658,10 @@
         <w:br/>
         <w:t xml:space="preserve">        </w:t>
         <w:br/>
+        <w:t xml:space="preserve">        [Adicional]</w:t>
+        <w:br/>
+        <w:t xml:space="preserve">        </w:t>
+        <w:br/>
         <w:t xml:space="preserve">        [Adicional], (ADICIONAL), 2 Diária(s), de: 04/10/2026 até: 05/10/2026</w:t>
       </w:r>
     </w:p>
@@ -699,7 +703,93 @@
           <w:sz w:val="24"/>
           <w:szCs w:val="24"/>
         </w:rPr>
-        <w:t xml:space="preserve">• 1 Atendente De Caex -Mono, (2), 5 Diária(s), de: 02/10/2026 até: 06/10/2026</w:t>
+        <w:t xml:space="preserve">• 1 Atendente De Caex -Mono</w:t>
+        <w:br/>
+        <w:t xml:space="preserve">        </w:t>
+        <w:br/>
+        <w:t xml:space="preserve">        [Adicional], (2), 5 Diária(s), de: 02/10/2026 até: 06/10/2026</w:t>
+      </w:r>
+    </w:p>
+    <w:p>
+      <w:pPr>
+        <w:pStyle w:val="PargrafodaLista"/>
+        <w:spacing w:line="285" w:lineRule="atLeast"/>
+        <w:ind w:left="0"/>
+        <w:rPr>
+          <w:rFonts w:ascii="Abel" w:hAnsi="Abel"/>
+          <w:sz w:val="24"/>
+          <w:szCs w:val="24"/>
+        </w:rPr>
+      </w:pPr>
+      <w:r>
+        <w:rPr>
+          <w:rFonts w:ascii="Abel" w:hAnsi="Abel"/>
+          <w:sz w:val="24"/>
+          <w:szCs w:val="24"/>
+        </w:rPr>
+        <w:t xml:space="preserve"/>
+      </w:r>
+    </w:p>
+    <w:p>
+      <w:pPr>
+        <w:pStyle w:val="PargrafodaLista"/>
+        <w:spacing w:line="285" w:lineRule="atLeast"/>
+        <w:ind w:left="0"/>
+        <w:rPr>
+          <w:rFonts w:ascii="Abel" w:hAnsi="Abel"/>
+          <w:sz w:val="24"/>
+          <w:szCs w:val="24"/>
+        </w:rPr>
+      </w:pPr>
+      <w:proofErr w:type="gramStart"/>
+      <w:r>
+        <w:rPr>
+          <w:rFonts w:ascii="Abel" w:hAnsi="Abel"/>
+          <w:sz w:val="24"/>
+          <w:szCs w:val="24"/>
+        </w:rPr>
+        <w:t xml:space="preserve">• 1 Fiscal Noturno, (ANTECIPAÇÃO), 2 Diária(s), de: 30/09/2026 até: 01/10/2026</w:t>
+      </w:r>
+    </w:p>
+    <w:p>
+      <w:pPr>
+        <w:pStyle w:val="PargrafodaLista"/>
+        <w:spacing w:line="285" w:lineRule="atLeast"/>
+        <w:ind w:left="0"/>
+        <w:rPr>
+          <w:rFonts w:ascii="Abel" w:hAnsi="Abel"/>
+          <w:sz w:val="24"/>
+          <w:szCs w:val="24"/>
+        </w:rPr>
+      </w:pPr>
+      <w:r>
+        <w:rPr>
+          <w:rFonts w:ascii="Abel" w:hAnsi="Abel"/>
+          <w:sz w:val="24"/>
+          <w:szCs w:val="24"/>
+        </w:rPr>
+        <w:t xml:space="preserve"/>
+      </w:r>
+    </w:p>
+    <w:p>
+      <w:pPr>
+        <w:pStyle w:val="PargrafodaLista"/>
+        <w:spacing w:line="285" w:lineRule="atLeast"/>
+        <w:ind w:left="0"/>
+        <w:rPr>
+          <w:rFonts w:ascii="Abel" w:hAnsi="Abel"/>
+          <w:sz w:val="24"/>
+          <w:szCs w:val="24"/>
+        </w:rPr>
+      </w:pPr>
+      <w:proofErr w:type="gramStart"/>
+      <w:r>
+        <w:rPr>
+          <w:rFonts w:ascii="Abel" w:hAnsi="Abel"/>
+          <w:sz w:val="24"/>
+          <w:szCs w:val="24"/>
+        </w:rPr>
+        <w:t xml:space="preserve">• 2 Fiscal Diurno, (ANTECIPAÇÃO), 2 Diária(s), de: 30/09/2026 até: 01/10/2026</w:t>
       </w:r>
     </w:p>
     <w:p>
@@ -888,7 +978,7 @@
           <w:sz w:val="24"/>
           <w:szCs w:val="24"/>
         </w:rPr>
-        <w:t xml:space="preserve">R$ 4.494,00</w:t>
+        <w:t xml:space="preserve">R$ 8.520,00</w:t>
       </w:r>
       <w:r>
         <w:rPr>
@@ -1068,7 +1158,7 @@
           <w:i/>
           <w:iCs/>
         </w:rPr>
-        <w:t xml:space="preserve">17/09/2026</w:t>
+        <w:t xml:space="preserve">28/09/2026</w:t>
       </w:r>
     </w:p>
     <w:p>
